--- a/Tuần 1/Tuan-01_2001240206_Nguyen-Le-Anh-Khoa.docx
+++ b/Tuần 1/Tuan-01_2001240206_Nguyen-Le-Anh-Khoa.docx
@@ -1,48 +1,44 @@
 
 <file path=word/document.xml><?xml version="1.0" encoding="utf-8"?>
-<w:document xmlns:wpc="http://schemas.microsoft.com/office/word/2010/wordprocessingCanvas" xmlns:mc="http://schemas.openxmlformats.org/markup-compatibility/2006" xmlns:o="urn:schemas-microsoft-com:office:office" xmlns:r="http://schemas.openxmlformats.org/officeDocument/2006/relationships" xmlns:m="http://schemas.openxmlformats.org/officeDocument/2006/math" xmlns:v="urn:schemas-microsoft-com:vml" xmlns:wp14="http://schemas.microsoft.com/office/word/2010/wordprocessingDrawing" xmlns:wp="http://schemas.openxmlformats.org/drawingml/2006/wordprocessingDrawing" xmlns:w10="urn:schemas-microsoft-com:office:word" xmlns:w="http://schemas.openxmlformats.org/wordprocessingml/2006/main" xmlns:w14="http://schemas.microsoft.com/office/word/2010/wordml" xmlns:w15="http://schemas.microsoft.com/office/word/2012/wordml" xmlns:wpg="http://schemas.microsoft.com/office/word/2010/wordprocessingGroup" xmlns:wpi="http://schemas.microsoft.com/office/word/2010/wordprocessingInk" xmlns:wne="http://schemas.microsoft.com/office/word/2006/wordml" xmlns:wps="http://schemas.microsoft.com/office/word/2010/wordprocessingShape" mc:Ignorable="w14 w15 wp14">
+<w:document xmlns:wpc="http://schemas.microsoft.com/office/word/2010/wordprocessingCanvas" xmlns:cx="http://schemas.microsoft.com/office/drawing/2014/chartex" xmlns:cx1="http://schemas.microsoft.com/office/drawing/2015/9/8/chartex" xmlns:cx2="http://schemas.microsoft.com/office/drawing/2015/10/21/chartex" xmlns:cx3="http://schemas.microsoft.com/office/drawing/2016/5/9/chartex" xmlns:cx4="http://schemas.microsoft.com/office/drawing/2016/5/10/chartex" xmlns:cx5="http://schemas.microsoft.com/office/drawing/2016/5/11/chartex" xmlns:cx6="http://schemas.microsoft.com/office/drawing/2016/5/12/chartex" xmlns:cx7="http://schemas.microsoft.com/office/drawing/2016/5/13/chartex" xmlns:cx8="http://schemas.microsoft.com/office/drawing/2016/5/14/chartex" xmlns:mc="http://schemas.openxmlformats.org/markup-compatibility/2006" xmlns:aink="http://schemas.microsoft.com/office/drawing/2016/ink" xmlns:am3d="http://schemas.microsoft.com/office/drawing/2017/model3d" xmlns:o="urn:schemas-microsoft-com:office:office" xmlns:oel="http://schemas.microsoft.com/office/2019/extlst" xmlns:r="http://schemas.openxmlformats.org/officeDocument/2006/relationships" xmlns:m="http://schemas.openxmlformats.org/officeDocument/2006/math" xmlns:v="urn:schemas-microsoft-com:vml" xmlns:wp14="http://schemas.microsoft.com/office/word/2010/wordprocessingDrawing" xmlns:wp="http://schemas.openxmlformats.org/drawingml/2006/wordprocessingDrawing" xmlns:w10="urn:schemas-microsoft-com:office:word" xmlns:w="http://schemas.openxmlformats.org/wordprocessingml/2006/main" xmlns:w14="http://schemas.microsoft.com/office/word/2010/wordml" xmlns:w15="http://schemas.microsoft.com/office/word/2012/wordml" xmlns:w16cex="http://schemas.microsoft.com/office/word/2018/wordml/cex" xmlns:w16cid="http://schemas.microsoft.com/office/word/2016/wordml/cid" xmlns:w16="http://schemas.microsoft.com/office/word/2018/wordml" xmlns:w16du="http://schemas.microsoft.com/office/word/2023/wordml/word16du" xmlns:w16sdtdh="http://schemas.microsoft.com/office/word/2020/wordml/sdtdatahash" xmlns:w16sdtfl="http://schemas.microsoft.com/office/word/2024/wordml/sdtformatlock" xmlns:w16se="http://schemas.microsoft.com/office/word/2015/wordml/symex" xmlns:wpg="http://schemas.microsoft.com/office/word/2010/wordprocessingGroup" xmlns:wpi="http://schemas.microsoft.com/office/word/2010/wordprocessingInk" xmlns:wne="http://schemas.microsoft.com/office/word/2006/wordml" xmlns:wps="http://schemas.microsoft.com/office/word/2010/wordprocessingShape" mc:Ignorable="w14 w15 w16se w16cid w16 w16cex w16sdtdh w16sdtfl w16du wp14">
   <w:body>
     <w:p>
-      <w:r>
-        <w:drawing>
-          <wp:inline distT="0" distB="0" distL="0" distR="0" wp14:anchorId="10274955" wp14:editId="20CACDBA">
-            <wp:extent cx="3238500" cy="1691909"/>
-            <wp:effectExtent l="0" t="0" r="0" b="3810"/>
-            <wp:docPr id="1" name="Picture 1"/>
-            <wp:cNvGraphicFramePr>
-              <a:graphicFrameLocks xmlns:a="http://schemas.openxmlformats.org/drawingml/2006/main" noChangeAspect="1"/>
-            </wp:cNvGraphicFramePr>
-            <a:graphic xmlns:a="http://schemas.openxmlformats.org/drawingml/2006/main">
-              <a:graphicData uri="http://schemas.openxmlformats.org/drawingml/2006/picture">
-                <pic:pic xmlns:pic="http://schemas.openxmlformats.org/drawingml/2006/picture">
-                  <pic:nvPicPr>
-                    <pic:cNvPr id="1" name=""/>
-                    <pic:cNvPicPr/>
-                  </pic:nvPicPr>
-                  <pic:blipFill>
-                    <a:blip r:embed="rId4"/>
-                    <a:stretch>
-                      <a:fillRect/>
-                    </a:stretch>
-                  </pic:blipFill>
-                  <pic:spPr>
-                    <a:xfrm>
-                      <a:off x="0" y="0"/>
-                      <a:ext cx="3258603" cy="1702412"/>
-                    </a:xfrm>
-                    <a:prstGeom prst="rect">
-                      <a:avLst/>
-                    </a:prstGeom>
-                  </pic:spPr>
-                </pic:pic>
-              </a:graphicData>
-            </a:graphic>
-          </wp:inline>
-        </w:drawing>
-      </w:r>
-    </w:p>
-    <w:p>
-      <w:r>
+      <w:pPr>
+        <w:rPr>
+          <w:lang w:val="vi-VN"/>
+        </w:rPr>
+      </w:pPr>
+      <w:proofErr w:type="spellStart"/>
+      <w:r>
+        <w:t>Sơ</w:t>
+      </w:r>
+      <w:proofErr w:type="spellEnd"/>
+      <w:r>
+        <w:rPr>
+          <w:lang w:val="vi-VN"/>
+        </w:rPr>
+        <w:t xml:space="preserve"> đồ </w:t>
+      </w:r>
+      <w:proofErr w:type="spellStart"/>
+      <w:r>
+        <w:rPr>
+          <w:lang w:val="vi-VN"/>
+        </w:rPr>
+        <w:t>Use-case</w:t>
+      </w:r>
+      <w:proofErr w:type="spellEnd"/>
+      <w:r>
+        <w:rPr>
+          <w:lang w:val="vi-VN"/>
+        </w:rPr>
+        <w:t xml:space="preserve"> tổng quát</w:t>
+      </w:r>
+    </w:p>
+    <w:p>
+      <w:r>
+        <w:rPr>
+          <w:noProof/>
+        </w:rPr>
         <w:drawing>
           <wp:inline distT="0" distB="0" distL="0" distR="0" wp14:anchorId="78FC8968" wp14:editId="5664C6A5">
             <wp:extent cx="4184108" cy="4238625"/>
@@ -86,13 +82,46 @@
       </w:r>
     </w:p>
     <w:p>
-      <w:r>
+      <w:pPr>
+        <w:pStyle w:val="oancuaDanhsach"/>
+        <w:numPr>
+          <w:ilvl w:val="0"/>
+          <w:numId w:val="1"/>
+        </w:numPr>
+        <w:rPr>
+          <w:lang w:val="vi-VN"/>
+        </w:rPr>
+      </w:pPr>
+      <w:r>
+        <w:rPr>
+          <w:lang w:val="vi-VN"/>
+        </w:rPr>
         <w:lastRenderedPageBreak/>
+        <w:t>M</w:t>
+      </w:r>
+      <w:r>
+        <w:rPr>
+          <w:lang w:val="vi-VN"/>
+        </w:rPr>
+        <w:t>ượn sách</w:t>
+      </w:r>
+    </w:p>
+    <w:p>
+      <w:pPr>
+        <w:ind w:left="360"/>
+        <w:rPr>
+          <w:lang w:val="vi-VN"/>
+        </w:rPr>
+      </w:pPr>
+      <w:r>
+        <w:rPr>
+          <w:noProof/>
+        </w:rPr>
         <w:drawing>
-          <wp:inline distT="0" distB="0" distL="0" distR="0" wp14:anchorId="0D92B0E9" wp14:editId="2B8A7DFE">
-            <wp:extent cx="2819400" cy="3271227"/>
-            <wp:effectExtent l="0" t="0" r="0" b="5715"/>
-            <wp:docPr id="3" name="Picture 3"/>
+          <wp:inline distT="0" distB="0" distL="0" distR="0" wp14:anchorId="3BC5099E" wp14:editId="29CD229E">
+            <wp:extent cx="2816552" cy="3209925"/>
+            <wp:effectExtent l="0" t="0" r="3175" b="0"/>
+            <wp:docPr id="4" name="Picture 4"/>
             <wp:cNvGraphicFramePr>
               <a:graphicFrameLocks xmlns:a="http://schemas.openxmlformats.org/drawingml/2006/main" noChangeAspect="1"/>
             </wp:cNvGraphicFramePr>
@@ -112,7 +141,7 @@
                   <pic:spPr>
                     <a:xfrm>
                       <a:off x="0" y="0"/>
-                      <a:ext cx="2833679" cy="3287795"/>
+                      <a:ext cx="2824309" cy="3218765"/>
                     </a:xfrm>
                     <a:prstGeom prst="rect">
                       <a:avLst/>
@@ -127,16 +156,21 @@
     </w:p>
     <w:p>
       <w:pPr>
-        <w:rPr>
-          <w:lang w:val="vi-VN"/>
-        </w:rPr>
-      </w:pPr>
-      <w:r>
+        <w:ind w:left="360"/>
+        <w:rPr>
+          <w:lang w:val="vi-VN"/>
+        </w:rPr>
+      </w:pPr>
+      <w:r>
+        <w:rPr>
+          <w:noProof/>
+          <w:lang w:val="vi-VN"/>
+        </w:rPr>
         <w:drawing>
-          <wp:inline distT="0" distB="0" distL="0" distR="0" wp14:anchorId="3BC5099E" wp14:editId="29CD229E">
-            <wp:extent cx="2816552" cy="3209925"/>
-            <wp:effectExtent l="0" t="0" r="3175" b="0"/>
-            <wp:docPr id="4" name="Picture 4"/>
+          <wp:inline distT="0" distB="0" distL="0" distR="0" wp14:anchorId="44F26DF1" wp14:editId="2370859A">
+            <wp:extent cx="4810125" cy="3704207"/>
+            <wp:effectExtent l="0" t="0" r="0" b="0"/>
+            <wp:docPr id="1176278767" name="Picture 6"/>
             <wp:cNvGraphicFramePr>
               <a:graphicFrameLocks xmlns:a="http://schemas.openxmlformats.org/drawingml/2006/main" noChangeAspect="1"/>
             </wp:cNvGraphicFramePr>
@@ -156,7 +190,7 @@
                   <pic:spPr>
                     <a:xfrm>
                       <a:off x="0" y="0"/>
-                      <a:ext cx="2824309" cy="3218765"/>
+                      <a:ext cx="4820141" cy="3711921"/>
                     </a:xfrm>
                     <a:prstGeom prst="rect">
                       <a:avLst/>
@@ -168,55 +202,25 @@
           </wp:inline>
         </w:drawing>
       </w:r>
-      <w:r>
-        <w:rPr>
-          <w:lang w:val="vi-VN"/>
-        </w:rPr>
-        <w:t>.</w:t>
-      </w:r>
-    </w:p>
-    <w:p>
-      <w:pPr>
-        <w:rPr>
-          <w:lang w:val="vi-VN"/>
-        </w:rPr>
-      </w:pPr>
-      <w:r>
-        <w:rPr>
-          <w:lang w:val="vi-VN"/>
-        </w:rPr>
-        <w:br w:type="page"/>
-      </w:r>
-    </w:p>
-    <w:p>
-      <w:pPr>
-        <w:rPr>
-          <w:lang w:val="vi-VN"/>
-        </w:rPr>
-      </w:pPr>
-      <w:r>
-        <w:rPr>
+    </w:p>
+    <w:p>
+      <w:pPr>
+        <w:ind w:left="360"/>
+        <w:rPr>
+          <w:lang w:val="vi-VN"/>
+        </w:rPr>
+      </w:pPr>
+      <w:r>
+        <w:rPr>
+          <w:noProof/>
           <w:lang w:val="vi-VN"/>
         </w:rPr>
         <w:lastRenderedPageBreak/>
-        <w:t>Sơ đồ tuần tự :</w:t>
-      </w:r>
-    </w:p>
-    <w:p>
-      <w:pPr>
-        <w:rPr>
-          <w:lang w:val="vi-VN"/>
-        </w:rPr>
-      </w:pPr>
-      <w:r>
-        <w:rPr>
-          <w:lang w:val="vi-VN"/>
-        </w:rPr>
         <w:drawing>
-          <wp:inline distT="0" distB="0" distL="0" distR="0" wp14:anchorId="501E602E" wp14:editId="3EEDCB51">
-            <wp:extent cx="4810125" cy="3704207"/>
-            <wp:effectExtent l="0" t="0" r="0" b="0"/>
-            <wp:docPr id="6" name="Picture 6"/>
+          <wp:inline distT="0" distB="0" distL="0" distR="0" wp14:anchorId="65B5998B" wp14:editId="02D043A4">
+            <wp:extent cx="3884801" cy="3390900"/>
+            <wp:effectExtent l="0" t="0" r="1905" b="0"/>
+            <wp:docPr id="1441673834" name="Picture 7"/>
             <wp:cNvGraphicFramePr>
               <a:graphicFrameLocks xmlns:a="http://schemas.openxmlformats.org/drawingml/2006/main" noChangeAspect="1"/>
             </wp:cNvGraphicFramePr>
@@ -236,7 +240,7 @@
                   <pic:spPr>
                     <a:xfrm>
                       <a:off x="0" y="0"/>
-                      <a:ext cx="4820141" cy="3711921"/>
+                      <a:ext cx="3889805" cy="3395268"/>
                     </a:xfrm>
                     <a:prstGeom prst="rect">
                       <a:avLst/>
@@ -251,32 +255,45 @@
     </w:p>
     <w:p>
       <w:pPr>
-        <w:rPr>
-          <w:lang w:val="vi-VN"/>
-        </w:rPr>
-      </w:pPr>
-      <w:r>
-        <w:rPr>
-          <w:lang w:val="vi-VN"/>
-        </w:rPr>
-        <w:t xml:space="preserve">Sơ đồ cộng tác : </w:t>
-      </w:r>
-    </w:p>
-    <w:p>
-      <w:pPr>
-        <w:rPr>
-          <w:lang w:val="vi-VN"/>
-        </w:rPr>
-      </w:pPr>
-      <w:r>
-        <w:rPr>
+        <w:pStyle w:val="oancuaDanhsach"/>
+        <w:numPr>
+          <w:ilvl w:val="0"/>
+          <w:numId w:val="1"/>
+        </w:numPr>
+        <w:rPr>
+          <w:lang w:val="vi-VN"/>
+        </w:rPr>
+      </w:pPr>
+      <w:r>
+        <w:rPr>
+          <w:lang w:val="vi-VN"/>
+        </w:rPr>
+        <w:t xml:space="preserve">Trả </w:t>
+      </w:r>
+      <w:r>
+        <w:rPr>
+          <w:lang w:val="vi-VN"/>
+        </w:rPr>
+        <w:t xml:space="preserve">sách </w:t>
+      </w:r>
+    </w:p>
+    <w:p>
+      <w:pPr>
+        <w:pStyle w:val="oancuaDanhsach"/>
+        <w:rPr>
+          <w:lang w:val="vi-VN"/>
+        </w:rPr>
+      </w:pPr>
+      <w:r>
+        <w:rPr>
+          <w:noProof/>
           <w:lang w:val="vi-VN"/>
         </w:rPr>
         <w:drawing>
-          <wp:inline distT="0" distB="0" distL="0" distR="0" wp14:anchorId="57040227" wp14:editId="152033CD">
-            <wp:extent cx="3884801" cy="3390900"/>
-            <wp:effectExtent l="0" t="0" r="1905" b="0"/>
-            <wp:docPr id="7" name="Picture 7"/>
+          <wp:inline distT="0" distB="0" distL="0" distR="0" wp14:anchorId="62DC97D4" wp14:editId="43B97EA6">
+            <wp:extent cx="2790701" cy="3265955"/>
+            <wp:effectExtent l="0" t="0" r="0" b="0"/>
+            <wp:docPr id="11" name="Picture 11"/>
             <wp:cNvGraphicFramePr>
               <a:graphicFrameLocks xmlns:a="http://schemas.openxmlformats.org/drawingml/2006/main" noChangeAspect="1"/>
             </wp:cNvGraphicFramePr>
@@ -296,7 +313,7 @@
                   <pic:spPr>
                     <a:xfrm>
                       <a:off x="0" y="0"/>
-                      <a:ext cx="3889805" cy="3395268"/>
+                      <a:ext cx="2812521" cy="3291491"/>
                     </a:xfrm>
                     <a:prstGeom prst="rect">
                       <a:avLst/>
@@ -311,33 +328,22 @@
     </w:p>
     <w:p>
       <w:pPr>
-        <w:rPr>
-          <w:lang w:val="vi-VN"/>
-        </w:rPr>
-      </w:pPr>
-      <w:r>
-        <w:rPr>
+        <w:pStyle w:val="oancuaDanhsach"/>
+        <w:rPr>
+          <w:lang w:val="vi-VN"/>
+        </w:rPr>
+      </w:pPr>
+      <w:r>
+        <w:rPr>
+          <w:noProof/>
           <w:lang w:val="vi-VN"/>
         </w:rPr>
         <w:lastRenderedPageBreak/>
-        <w:t>Đối với UC_Trả sách:</w:t>
-      </w:r>
-    </w:p>
-    <w:p>
-      <w:pPr>
-        <w:rPr>
-          <w:lang w:val="vi-VN"/>
-        </w:rPr>
-      </w:pPr>
-      <w:r>
-        <w:rPr>
-          <w:lang w:val="vi-VN"/>
-        </w:rPr>
         <w:drawing>
-          <wp:inline distT="0" distB="0" distL="0" distR="0" wp14:anchorId="3B12BA25" wp14:editId="10A15A26">
-            <wp:extent cx="2790701" cy="3265955"/>
+          <wp:inline distT="0" distB="0" distL="0" distR="0" wp14:anchorId="4CE55632" wp14:editId="1528A49E">
+            <wp:extent cx="3354779" cy="3166610"/>
             <wp:effectExtent l="0" t="0" r="0" b="0"/>
-            <wp:docPr id="11" name="Picture 11"/>
+            <wp:docPr id="207344761" name="Picture 12"/>
             <wp:cNvGraphicFramePr>
               <a:graphicFrameLocks xmlns:a="http://schemas.openxmlformats.org/drawingml/2006/main" noChangeAspect="1"/>
             </wp:cNvGraphicFramePr>
@@ -357,7 +363,7 @@
                   <pic:spPr>
                     <a:xfrm>
                       <a:off x="0" y="0"/>
-                      <a:ext cx="2812521" cy="3291491"/>
+                      <a:ext cx="3384222" cy="3194401"/>
                     </a:xfrm>
                     <a:prstGeom prst="rect">
                       <a:avLst/>
@@ -372,19 +378,21 @@
     </w:p>
     <w:p>
       <w:pPr>
-        <w:rPr>
-          <w:lang w:val="vi-VN"/>
-        </w:rPr>
-      </w:pPr>
-      <w:r>
-        <w:rPr>
+        <w:pStyle w:val="oancuaDanhsach"/>
+        <w:rPr>
+          <w:lang w:val="vi-VN"/>
+        </w:rPr>
+      </w:pPr>
+      <w:r>
+        <w:rPr>
+          <w:noProof/>
           <w:lang w:val="vi-VN"/>
         </w:rPr>
         <w:drawing>
-          <wp:inline distT="0" distB="0" distL="0" distR="0" wp14:anchorId="1B348445" wp14:editId="70A2A4C7">
-            <wp:extent cx="3354779" cy="3166610"/>
-            <wp:effectExtent l="0" t="0" r="0" b="0"/>
-            <wp:docPr id="12" name="Picture 12"/>
+          <wp:inline distT="0" distB="0" distL="0" distR="0" wp14:anchorId="25496C09" wp14:editId="0CC2660C">
+            <wp:extent cx="3732132" cy="2404753"/>
+            <wp:effectExtent l="0" t="0" r="1905" b="0"/>
+            <wp:docPr id="662063779" name="Picture 13"/>
             <wp:cNvGraphicFramePr>
               <a:graphicFrameLocks xmlns:a="http://schemas.openxmlformats.org/drawingml/2006/main" noChangeAspect="1"/>
             </wp:cNvGraphicFramePr>
@@ -404,7 +412,7 @@
                   <pic:spPr>
                     <a:xfrm>
                       <a:off x="0" y="0"/>
-                      <a:ext cx="3384222" cy="3194401"/>
+                      <a:ext cx="3758694" cy="2421868"/>
                     </a:xfrm>
                     <a:prstGeom prst="rect">
                       <a:avLst/>
@@ -419,21 +427,45 @@
     </w:p>
     <w:p>
       <w:pPr>
-        <w:rPr>
-          <w:lang w:val="vi-VN"/>
-        </w:rPr>
-      </w:pPr>
-      <w:bookmarkStart w:id="0" w:name="_GoBack"/>
+        <w:pStyle w:val="oancuaDanhsach"/>
+        <w:numPr>
+          <w:ilvl w:val="0"/>
+          <w:numId w:val="1"/>
+        </w:numPr>
+        <w:rPr>
+          <w:lang w:val="vi-VN"/>
+        </w:rPr>
+      </w:pPr>
+      <w:r>
+        <w:rPr>
+          <w:lang w:val="vi-VN"/>
+        </w:rPr>
+        <w:t>T</w:t>
+      </w:r>
+      <w:r>
+        <w:rPr>
+          <w:lang w:val="vi-VN"/>
+        </w:rPr>
+        <w:t>ra cứu tài liệu</w:t>
+      </w:r>
+    </w:p>
+    <w:p>
+      <w:pPr>
+        <w:pStyle w:val="oancuaDanhsach"/>
+        <w:rPr>
+          <w:lang w:val="vi-VN"/>
+        </w:rPr>
+      </w:pPr>
       <w:r>
         <w:rPr>
           <w:lang w:val="vi-VN"/>
         </w:rPr>
         <w:lastRenderedPageBreak/>
         <w:drawing>
-          <wp:inline distT="0" distB="0" distL="0" distR="0" wp14:anchorId="764D282C" wp14:editId="28320D86">
-            <wp:extent cx="3732132" cy="2404753"/>
-            <wp:effectExtent l="0" t="0" r="1905" b="0"/>
-            <wp:docPr id="13" name="Picture 13"/>
+          <wp:inline distT="0" distB="0" distL="0" distR="0" wp14:anchorId="1B215F49" wp14:editId="06679D55">
+            <wp:extent cx="3703352" cy="3960530"/>
+            <wp:effectExtent l="0" t="0" r="0" b="1905"/>
+            <wp:docPr id="1037669061" name="Hình ảnh 1"/>
             <wp:cNvGraphicFramePr>
               <a:graphicFrameLocks xmlns:a="http://schemas.openxmlformats.org/drawingml/2006/main" noChangeAspect="1"/>
             </wp:cNvGraphicFramePr>
@@ -441,7 +473,7 @@
               <a:graphicData uri="http://schemas.openxmlformats.org/drawingml/2006/picture">
                 <pic:pic xmlns:pic="http://schemas.openxmlformats.org/drawingml/2006/picture">
                   <pic:nvPicPr>
-                    <pic:cNvPr id="1" name=""/>
+                    <pic:cNvPr id="1037669061" name=""/>
                     <pic:cNvPicPr/>
                   </pic:nvPicPr>
                   <pic:blipFill>
@@ -453,7 +485,7 @@
                   <pic:spPr>
                     <a:xfrm>
                       <a:off x="0" y="0"/>
-                      <a:ext cx="3758694" cy="2421868"/>
+                      <a:ext cx="3718405" cy="3976628"/>
                     </a:xfrm>
                     <a:prstGeom prst="rect">
                       <a:avLst/>
@@ -465,21 +497,450 @@
           </wp:inline>
         </w:drawing>
       </w:r>
-      <w:bookmarkEnd w:id="0"/>
-    </w:p>
-    <w:p>
-      <w:pPr>
-        <w:rPr>
-          <w:lang w:val="vi-VN"/>
-        </w:rPr>
-      </w:pPr>
-    </w:p>
-    <w:p>
-      <w:pPr>
-        <w:rPr>
-          <w:lang w:val="vi-VN"/>
-        </w:rPr>
-      </w:pPr>
+      <w:r>
+        <w:rPr>
+          <w:lang w:val="vi-VN"/>
+        </w:rPr>
+        <w:br w:type="page"/>
+      </w:r>
+    </w:p>
+    <w:p>
+      <w:pPr>
+        <w:pStyle w:val="oancuaDanhsach"/>
+        <w:rPr>
+          <w:lang w:val="vi-VN"/>
+        </w:rPr>
+      </w:pPr>
+      <w:r>
+        <w:rPr>
+          <w:lang w:val="vi-VN"/>
+        </w:rPr>
+        <w:lastRenderedPageBreak/>
+        <w:drawing>
+          <wp:inline distT="0" distB="0" distL="0" distR="0" wp14:anchorId="7D9D51B1" wp14:editId="1753E4BF">
+            <wp:extent cx="4814399" cy="3204970"/>
+            <wp:effectExtent l="0" t="0" r="5715" b="0"/>
+            <wp:docPr id="1076071505" name="Hình ảnh 1"/>
+            <wp:cNvGraphicFramePr>
+              <a:graphicFrameLocks xmlns:a="http://schemas.openxmlformats.org/drawingml/2006/main" noChangeAspect="1"/>
+            </wp:cNvGraphicFramePr>
+            <a:graphic xmlns:a="http://schemas.openxmlformats.org/drawingml/2006/main">
+              <a:graphicData uri="http://schemas.openxmlformats.org/drawingml/2006/picture">
+                <pic:pic xmlns:pic="http://schemas.openxmlformats.org/drawingml/2006/picture">
+                  <pic:nvPicPr>
+                    <pic:cNvPr id="1076071505" name=""/>
+                    <pic:cNvPicPr/>
+                  </pic:nvPicPr>
+                  <pic:blipFill>
+                    <a:blip r:embed="rId13"/>
+                    <a:stretch>
+                      <a:fillRect/>
+                    </a:stretch>
+                  </pic:blipFill>
+                  <pic:spPr>
+                    <a:xfrm>
+                      <a:off x="0" y="0"/>
+                      <a:ext cx="4818995" cy="3208030"/>
+                    </a:xfrm>
+                    <a:prstGeom prst="rect">
+                      <a:avLst/>
+                    </a:prstGeom>
+                  </pic:spPr>
+                </pic:pic>
+              </a:graphicData>
+            </a:graphic>
+          </wp:inline>
+        </w:drawing>
+      </w:r>
+    </w:p>
+    <w:p>
+      <w:pPr>
+        <w:pStyle w:val="oancuaDanhsach"/>
+        <w:rPr>
+          <w:lang w:val="vi-VN"/>
+        </w:rPr>
+      </w:pPr>
+      <w:r>
+        <w:rPr>
+          <w:lang w:val="vi-VN"/>
+        </w:rPr>
+        <w:drawing>
+          <wp:inline distT="0" distB="0" distL="0" distR="0" wp14:anchorId="2E33D396" wp14:editId="1258FDE3">
+            <wp:extent cx="5943600" cy="1678940"/>
+            <wp:effectExtent l="0" t="0" r="0" b="0"/>
+            <wp:docPr id="2129201648" name="Hình ảnh 1"/>
+            <wp:cNvGraphicFramePr>
+              <a:graphicFrameLocks xmlns:a="http://schemas.openxmlformats.org/drawingml/2006/main" noChangeAspect="1"/>
+            </wp:cNvGraphicFramePr>
+            <a:graphic xmlns:a="http://schemas.openxmlformats.org/drawingml/2006/main">
+              <a:graphicData uri="http://schemas.openxmlformats.org/drawingml/2006/picture">
+                <pic:pic xmlns:pic="http://schemas.openxmlformats.org/drawingml/2006/picture">
+                  <pic:nvPicPr>
+                    <pic:cNvPr id="2129201648" name=""/>
+                    <pic:cNvPicPr/>
+                  </pic:nvPicPr>
+                  <pic:blipFill>
+                    <a:blip r:embed="rId14"/>
+                    <a:stretch>
+                      <a:fillRect/>
+                    </a:stretch>
+                  </pic:blipFill>
+                  <pic:spPr>
+                    <a:xfrm>
+                      <a:off x="0" y="0"/>
+                      <a:ext cx="5943600" cy="1678940"/>
+                    </a:xfrm>
+                    <a:prstGeom prst="rect">
+                      <a:avLst/>
+                    </a:prstGeom>
+                  </pic:spPr>
+                </pic:pic>
+              </a:graphicData>
+            </a:graphic>
+          </wp:inline>
+        </w:drawing>
+      </w:r>
+    </w:p>
+    <w:p>
+      <w:pPr>
+        <w:pStyle w:val="oancuaDanhsach"/>
+        <w:numPr>
+          <w:ilvl w:val="0"/>
+          <w:numId w:val="1"/>
+        </w:numPr>
+        <w:rPr>
+          <w:lang w:val="vi-VN"/>
+        </w:rPr>
+      </w:pPr>
+      <w:r>
+        <w:rPr>
+          <w:lang w:val="vi-VN"/>
+        </w:rPr>
+        <w:t>Đ</w:t>
+      </w:r>
+      <w:r>
+        <w:rPr>
+          <w:lang w:val="vi-VN"/>
+        </w:rPr>
+        <w:t>ăng ký thẻ thư viện</w:t>
+      </w:r>
+    </w:p>
+    <w:p>
+      <w:pPr>
+        <w:pStyle w:val="oancuaDanhsach"/>
+        <w:rPr>
+          <w:lang w:val="vi-VN"/>
+        </w:rPr>
+      </w:pPr>
+      <w:r>
+        <w:rPr>
+          <w:lang w:val="vi-VN"/>
+        </w:rPr>
+        <w:lastRenderedPageBreak/>
+        <w:drawing>
+          <wp:inline distT="0" distB="0" distL="0" distR="0" wp14:anchorId="6BCC43EC" wp14:editId="3586C25A">
+            <wp:extent cx="4011034" cy="4040174"/>
+            <wp:effectExtent l="0" t="0" r="8890" b="0"/>
+            <wp:docPr id="1714256106" name="Hình ảnh 1"/>
+            <wp:cNvGraphicFramePr>
+              <a:graphicFrameLocks xmlns:a="http://schemas.openxmlformats.org/drawingml/2006/main" noChangeAspect="1"/>
+            </wp:cNvGraphicFramePr>
+            <a:graphic xmlns:a="http://schemas.openxmlformats.org/drawingml/2006/main">
+              <a:graphicData uri="http://schemas.openxmlformats.org/drawingml/2006/picture">
+                <pic:pic xmlns:pic="http://schemas.openxmlformats.org/drawingml/2006/picture">
+                  <pic:nvPicPr>
+                    <pic:cNvPr id="1714256106" name=""/>
+                    <pic:cNvPicPr/>
+                  </pic:nvPicPr>
+                  <pic:blipFill>
+                    <a:blip r:embed="rId15"/>
+                    <a:stretch>
+                      <a:fillRect/>
+                    </a:stretch>
+                  </pic:blipFill>
+                  <pic:spPr>
+                    <a:xfrm>
+                      <a:off x="0" y="0"/>
+                      <a:ext cx="4019516" cy="4048717"/>
+                    </a:xfrm>
+                    <a:prstGeom prst="rect">
+                      <a:avLst/>
+                    </a:prstGeom>
+                  </pic:spPr>
+                </pic:pic>
+              </a:graphicData>
+            </a:graphic>
+          </wp:inline>
+        </w:drawing>
+      </w:r>
+    </w:p>
+    <w:p>
+      <w:pPr>
+        <w:pStyle w:val="oancuaDanhsach"/>
+        <w:rPr>
+          <w:lang w:val="vi-VN"/>
+        </w:rPr>
+      </w:pPr>
+      <w:r>
+        <w:rPr>
+          <w:lang w:val="vi-VN"/>
+        </w:rPr>
+        <w:drawing>
+          <wp:inline distT="0" distB="0" distL="0" distR="0" wp14:anchorId="54BC2CC4" wp14:editId="6C3B63E8">
+            <wp:extent cx="5127458" cy="3559639"/>
+            <wp:effectExtent l="0" t="0" r="0" b="3175"/>
+            <wp:docPr id="1094193794" name="Hình ảnh 1"/>
+            <wp:cNvGraphicFramePr>
+              <a:graphicFrameLocks xmlns:a="http://schemas.openxmlformats.org/drawingml/2006/main" noChangeAspect="1"/>
+            </wp:cNvGraphicFramePr>
+            <a:graphic xmlns:a="http://schemas.openxmlformats.org/drawingml/2006/main">
+              <a:graphicData uri="http://schemas.openxmlformats.org/drawingml/2006/picture">
+                <pic:pic xmlns:pic="http://schemas.openxmlformats.org/drawingml/2006/picture">
+                  <pic:nvPicPr>
+                    <pic:cNvPr id="1094193794" name=""/>
+                    <pic:cNvPicPr/>
+                  </pic:nvPicPr>
+                  <pic:blipFill>
+                    <a:blip r:embed="rId16"/>
+                    <a:stretch>
+                      <a:fillRect/>
+                    </a:stretch>
+                  </pic:blipFill>
+                  <pic:spPr>
+                    <a:xfrm>
+                      <a:off x="0" y="0"/>
+                      <a:ext cx="5133157" cy="3563596"/>
+                    </a:xfrm>
+                    <a:prstGeom prst="rect">
+                      <a:avLst/>
+                    </a:prstGeom>
+                  </pic:spPr>
+                </pic:pic>
+              </a:graphicData>
+            </a:graphic>
+          </wp:inline>
+        </w:drawing>
+      </w:r>
+    </w:p>
+    <w:p>
+      <w:pPr>
+        <w:pStyle w:val="oancuaDanhsach"/>
+        <w:rPr>
+          <w:lang w:val="vi-VN"/>
+        </w:rPr>
+      </w:pPr>
+      <w:r>
+        <w:rPr>
+          <w:lang w:val="vi-VN"/>
+        </w:rPr>
+        <w:lastRenderedPageBreak/>
+        <w:drawing>
+          <wp:inline distT="0" distB="0" distL="0" distR="0" wp14:anchorId="6E235F98" wp14:editId="0DC806ED">
+            <wp:extent cx="5129316" cy="2120227"/>
+            <wp:effectExtent l="0" t="0" r="0" b="0"/>
+            <wp:docPr id="1884464282" name="Hình ảnh 1"/>
+            <wp:cNvGraphicFramePr>
+              <a:graphicFrameLocks xmlns:a="http://schemas.openxmlformats.org/drawingml/2006/main" noChangeAspect="1"/>
+            </wp:cNvGraphicFramePr>
+            <a:graphic xmlns:a="http://schemas.openxmlformats.org/drawingml/2006/main">
+              <a:graphicData uri="http://schemas.openxmlformats.org/drawingml/2006/picture">
+                <pic:pic xmlns:pic="http://schemas.openxmlformats.org/drawingml/2006/picture">
+                  <pic:nvPicPr>
+                    <pic:cNvPr id="1884464282" name=""/>
+                    <pic:cNvPicPr/>
+                  </pic:nvPicPr>
+                  <pic:blipFill>
+                    <a:blip r:embed="rId17"/>
+                    <a:stretch>
+                      <a:fillRect/>
+                    </a:stretch>
+                  </pic:blipFill>
+                  <pic:spPr>
+                    <a:xfrm>
+                      <a:off x="0" y="0"/>
+                      <a:ext cx="5143768" cy="2126201"/>
+                    </a:xfrm>
+                    <a:prstGeom prst="rect">
+                      <a:avLst/>
+                    </a:prstGeom>
+                  </pic:spPr>
+                </pic:pic>
+              </a:graphicData>
+            </a:graphic>
+          </wp:inline>
+        </w:drawing>
+      </w:r>
+    </w:p>
+    <w:p>
+      <w:pPr>
+        <w:pStyle w:val="oancuaDanhsach"/>
+        <w:rPr>
+          <w:lang w:val="vi-VN"/>
+        </w:rPr>
+      </w:pPr>
+    </w:p>
+    <w:p>
+      <w:pPr>
+        <w:pStyle w:val="oancuaDanhsach"/>
+        <w:numPr>
+          <w:ilvl w:val="0"/>
+          <w:numId w:val="1"/>
+        </w:numPr>
+        <w:rPr>
+          <w:lang w:val="vi-VN"/>
+        </w:rPr>
+      </w:pPr>
+      <w:r>
+        <w:rPr>
+          <w:lang w:val="vi-VN"/>
+        </w:rPr>
+        <w:t>Sơ đồ hoạt động của mua sách</w:t>
+      </w:r>
+    </w:p>
+    <w:p>
+      <w:pPr>
+        <w:pStyle w:val="oancuaDanhsach"/>
+        <w:rPr>
+          <w:lang w:val="vi-VN"/>
+        </w:rPr>
+      </w:pPr>
+      <w:r>
+        <w:rPr>
+          <w:lang w:val="vi-VN"/>
+        </w:rPr>
+        <w:drawing>
+          <wp:inline distT="0" distB="0" distL="0" distR="0" wp14:anchorId="5BF38011" wp14:editId="10C661ED">
+            <wp:extent cx="5048036" cy="3256954"/>
+            <wp:effectExtent l="0" t="0" r="635" b="635"/>
+            <wp:docPr id="1768634468" name="Hình ảnh 1"/>
+            <wp:cNvGraphicFramePr>
+              <a:graphicFrameLocks xmlns:a="http://schemas.openxmlformats.org/drawingml/2006/main" noChangeAspect="1"/>
+            </wp:cNvGraphicFramePr>
+            <a:graphic xmlns:a="http://schemas.openxmlformats.org/drawingml/2006/main">
+              <a:graphicData uri="http://schemas.openxmlformats.org/drawingml/2006/picture">
+                <pic:pic xmlns:pic="http://schemas.openxmlformats.org/drawingml/2006/picture">
+                  <pic:nvPicPr>
+                    <pic:cNvPr id="1768634468" name=""/>
+                    <pic:cNvPicPr/>
+                  </pic:nvPicPr>
+                  <pic:blipFill>
+                    <a:blip r:embed="rId18"/>
+                    <a:stretch>
+                      <a:fillRect/>
+                    </a:stretch>
+                  </pic:blipFill>
+                  <pic:spPr>
+                    <a:xfrm>
+                      <a:off x="0" y="0"/>
+                      <a:ext cx="5054429" cy="3261078"/>
+                    </a:xfrm>
+                    <a:prstGeom prst="rect">
+                      <a:avLst/>
+                    </a:prstGeom>
+                  </pic:spPr>
+                </pic:pic>
+              </a:graphicData>
+            </a:graphic>
+          </wp:inline>
+        </w:drawing>
+      </w:r>
+    </w:p>
+    <w:p>
+      <w:pPr>
+        <w:pStyle w:val="oancuaDanhsach"/>
+        <w:rPr>
+          <w:lang w:val="vi-VN"/>
+        </w:rPr>
+      </w:pPr>
+      <w:r>
+        <w:rPr>
+          <w:lang w:val="vi-VN"/>
+        </w:rPr>
+        <w:lastRenderedPageBreak/>
+        <w:drawing>
+          <wp:inline distT="0" distB="0" distL="0" distR="0" wp14:anchorId="6D9C3E61" wp14:editId="46F4423E">
+            <wp:extent cx="5943600" cy="4531995"/>
+            <wp:effectExtent l="0" t="0" r="0" b="1905"/>
+            <wp:docPr id="1510222048" name="Hình ảnh 1"/>
+            <wp:cNvGraphicFramePr>
+              <a:graphicFrameLocks xmlns:a="http://schemas.openxmlformats.org/drawingml/2006/main" noChangeAspect="1"/>
+            </wp:cNvGraphicFramePr>
+            <a:graphic xmlns:a="http://schemas.openxmlformats.org/drawingml/2006/main">
+              <a:graphicData uri="http://schemas.openxmlformats.org/drawingml/2006/picture">
+                <pic:pic xmlns:pic="http://schemas.openxmlformats.org/drawingml/2006/picture">
+                  <pic:nvPicPr>
+                    <pic:cNvPr id="1510222048" name=""/>
+                    <pic:cNvPicPr/>
+                  </pic:nvPicPr>
+                  <pic:blipFill>
+                    <a:blip r:embed="rId19"/>
+                    <a:stretch>
+                      <a:fillRect/>
+                    </a:stretch>
+                  </pic:blipFill>
+                  <pic:spPr>
+                    <a:xfrm>
+                      <a:off x="0" y="0"/>
+                      <a:ext cx="5943600" cy="4531995"/>
+                    </a:xfrm>
+                    <a:prstGeom prst="rect">
+                      <a:avLst/>
+                    </a:prstGeom>
+                  </pic:spPr>
+                </pic:pic>
+              </a:graphicData>
+            </a:graphic>
+          </wp:inline>
+        </w:drawing>
+      </w:r>
+    </w:p>
+    <w:p>
+      <w:pPr>
+        <w:pStyle w:val="oancuaDanhsach"/>
+        <w:rPr>
+          <w:lang w:val="vi-VN"/>
+        </w:rPr>
+      </w:pPr>
+      <w:r>
+        <w:rPr>
+          <w:lang w:val="vi-VN"/>
+        </w:rPr>
+        <w:drawing>
+          <wp:inline distT="0" distB="0" distL="0" distR="0" wp14:anchorId="022D6B2E" wp14:editId="6B987EE3">
+            <wp:extent cx="5943600" cy="3500120"/>
+            <wp:effectExtent l="0" t="0" r="0" b="5080"/>
+            <wp:docPr id="342754688" name="Hình ảnh 1"/>
+            <wp:cNvGraphicFramePr>
+              <a:graphicFrameLocks xmlns:a="http://schemas.openxmlformats.org/drawingml/2006/main" noChangeAspect="1"/>
+            </wp:cNvGraphicFramePr>
+            <a:graphic xmlns:a="http://schemas.openxmlformats.org/drawingml/2006/main">
+              <a:graphicData uri="http://schemas.openxmlformats.org/drawingml/2006/picture">
+                <pic:pic xmlns:pic="http://schemas.openxmlformats.org/drawingml/2006/picture">
+                  <pic:nvPicPr>
+                    <pic:cNvPr id="342754688" name=""/>
+                    <pic:cNvPicPr/>
+                  </pic:nvPicPr>
+                  <pic:blipFill>
+                    <a:blip r:embed="rId20"/>
+                    <a:stretch>
+                      <a:fillRect/>
+                    </a:stretch>
+                  </pic:blipFill>
+                  <pic:spPr>
+                    <a:xfrm>
+                      <a:off x="0" y="0"/>
+                      <a:ext cx="5943600" cy="3500120"/>
+                    </a:xfrm>
+                    <a:prstGeom prst="rect">
+                      <a:avLst/>
+                    </a:prstGeom>
+                  </pic:spPr>
+                </pic:pic>
+              </a:graphicData>
+            </a:graphic>
+          </wp:inline>
+        </w:drawing>
+      </w:r>
     </w:p>
     <w:sectPr>
       <w:pgSz w:w="12240" w:h="15840"/>
@@ -491,8 +952,128 @@
 </w:document>
 </file>
 
+<file path=word/numbering.xml><?xml version="1.0" encoding="utf-8"?>
+<w:numbering xmlns:wpc="http://schemas.microsoft.com/office/word/2010/wordprocessingCanvas" xmlns:cx="http://schemas.microsoft.com/office/drawing/2014/chartex" xmlns:cx1="http://schemas.microsoft.com/office/drawing/2015/9/8/chartex" xmlns:cx2="http://schemas.microsoft.com/office/drawing/2015/10/21/chartex" xmlns:cx3="http://schemas.microsoft.com/office/drawing/2016/5/9/chartex" xmlns:cx4="http://schemas.microsoft.com/office/drawing/2016/5/10/chartex" xmlns:cx5="http://schemas.microsoft.com/office/drawing/2016/5/11/chartex" xmlns:cx6="http://schemas.microsoft.com/office/drawing/2016/5/12/chartex" xmlns:cx7="http://schemas.microsoft.com/office/drawing/2016/5/13/chartex" xmlns:cx8="http://schemas.microsoft.com/office/drawing/2016/5/14/chartex" xmlns:mc="http://schemas.openxmlformats.org/markup-compatibility/2006" xmlns:aink="http://schemas.microsoft.com/office/drawing/2016/ink" xmlns:am3d="http://schemas.microsoft.com/office/drawing/2017/model3d" xmlns:o="urn:schemas-microsoft-com:office:office" xmlns:oel="http://schemas.microsoft.com/office/2019/extlst" xmlns:r="http://schemas.openxmlformats.org/officeDocument/2006/relationships" xmlns:m="http://schemas.openxmlformats.org/officeDocument/2006/math" xmlns:v="urn:schemas-microsoft-com:vml" xmlns:wp14="http://schemas.microsoft.com/office/word/2010/wordprocessingDrawing" xmlns:wp="http://schemas.openxmlformats.org/drawingml/2006/wordprocessingDrawing" xmlns:w10="urn:schemas-microsoft-com:office:word" xmlns:w="http://schemas.openxmlformats.org/wordprocessingml/2006/main" xmlns:w14="http://schemas.microsoft.com/office/word/2010/wordml" xmlns:w15="http://schemas.microsoft.com/office/word/2012/wordml" xmlns:w16cex="http://schemas.microsoft.com/office/word/2018/wordml/cex" xmlns:w16cid="http://schemas.microsoft.com/office/word/2016/wordml/cid" xmlns:w16="http://schemas.microsoft.com/office/word/2018/wordml" xmlns:w16du="http://schemas.microsoft.com/office/word/2023/wordml/word16du" xmlns:w16sdtdh="http://schemas.microsoft.com/office/word/2020/wordml/sdtdatahash" xmlns:w16sdtfl="http://schemas.microsoft.com/office/word/2024/wordml/sdtformatlock" xmlns:w16se="http://schemas.microsoft.com/office/word/2015/wordml/symex" xmlns:wpg="http://schemas.microsoft.com/office/word/2010/wordprocessingGroup" xmlns:wpi="http://schemas.microsoft.com/office/word/2010/wordprocessingInk" xmlns:wne="http://schemas.microsoft.com/office/word/2006/wordml" xmlns:wps="http://schemas.microsoft.com/office/word/2010/wordprocessingShape" mc:Ignorable="w14 w15 w16se w16cid w16 w16cex w16sdtdh w16sdtfl w16du wp14">
+  <w:abstractNum w:abstractNumId="0" w15:restartNumberingAfterBreak="0">
+    <w:nsid w:val="4F511E71"/>
+    <w:multiLevelType w:val="hybridMultilevel"/>
+    <w:tmpl w:val="C28C23CA"/>
+    <w:lvl w:ilvl="0" w:tplc="35FA0554">
+      <w:numFmt w:val="bullet"/>
+      <w:lvlText w:val="-"/>
+      <w:lvlJc w:val="left"/>
+      <w:pPr>
+        <w:ind w:left="720" w:hanging="360"/>
+      </w:pPr>
+      <w:rPr>
+        <w:rFonts w:ascii="Times New Roman" w:eastAsiaTheme="minorEastAsia" w:hAnsi="Times New Roman" w:cs="Times New Roman" w:hint="default"/>
+      </w:rPr>
+    </w:lvl>
+    <w:lvl w:ilvl="1" w:tplc="04090003" w:tentative="1">
+      <w:start w:val="1"/>
+      <w:numFmt w:val="bullet"/>
+      <w:lvlText w:val="o"/>
+      <w:lvlJc w:val="left"/>
+      <w:pPr>
+        <w:ind w:left="1440" w:hanging="360"/>
+      </w:pPr>
+      <w:rPr>
+        <w:rFonts w:ascii="Courier New" w:hAnsi="Courier New" w:cs="Courier New" w:hint="default"/>
+      </w:rPr>
+    </w:lvl>
+    <w:lvl w:ilvl="2" w:tplc="04090005" w:tentative="1">
+      <w:start w:val="1"/>
+      <w:numFmt w:val="bullet"/>
+      <w:lvlText w:val=""/>
+      <w:lvlJc w:val="left"/>
+      <w:pPr>
+        <w:ind w:left="2160" w:hanging="360"/>
+      </w:pPr>
+      <w:rPr>
+        <w:rFonts w:ascii="Wingdings" w:hAnsi="Wingdings" w:hint="default"/>
+      </w:rPr>
+    </w:lvl>
+    <w:lvl w:ilvl="3" w:tplc="04090001" w:tentative="1">
+      <w:start w:val="1"/>
+      <w:numFmt w:val="bullet"/>
+      <w:lvlText w:val=""/>
+      <w:lvlJc w:val="left"/>
+      <w:pPr>
+        <w:ind w:left="2880" w:hanging="360"/>
+      </w:pPr>
+      <w:rPr>
+        <w:rFonts w:ascii="Symbol" w:hAnsi="Symbol" w:hint="default"/>
+      </w:rPr>
+    </w:lvl>
+    <w:lvl w:ilvl="4" w:tplc="04090003" w:tentative="1">
+      <w:start w:val="1"/>
+      <w:numFmt w:val="bullet"/>
+      <w:lvlText w:val="o"/>
+      <w:lvlJc w:val="left"/>
+      <w:pPr>
+        <w:ind w:left="3600" w:hanging="360"/>
+      </w:pPr>
+      <w:rPr>
+        <w:rFonts w:ascii="Courier New" w:hAnsi="Courier New" w:cs="Courier New" w:hint="default"/>
+      </w:rPr>
+    </w:lvl>
+    <w:lvl w:ilvl="5" w:tplc="04090005" w:tentative="1">
+      <w:start w:val="1"/>
+      <w:numFmt w:val="bullet"/>
+      <w:lvlText w:val=""/>
+      <w:lvlJc w:val="left"/>
+      <w:pPr>
+        <w:ind w:left="4320" w:hanging="360"/>
+      </w:pPr>
+      <w:rPr>
+        <w:rFonts w:ascii="Wingdings" w:hAnsi="Wingdings" w:hint="default"/>
+      </w:rPr>
+    </w:lvl>
+    <w:lvl w:ilvl="6" w:tplc="04090001" w:tentative="1">
+      <w:start w:val="1"/>
+      <w:numFmt w:val="bullet"/>
+      <w:lvlText w:val=""/>
+      <w:lvlJc w:val="left"/>
+      <w:pPr>
+        <w:ind w:left="5040" w:hanging="360"/>
+      </w:pPr>
+      <w:rPr>
+        <w:rFonts w:ascii="Symbol" w:hAnsi="Symbol" w:hint="default"/>
+      </w:rPr>
+    </w:lvl>
+    <w:lvl w:ilvl="7" w:tplc="04090003" w:tentative="1">
+      <w:start w:val="1"/>
+      <w:numFmt w:val="bullet"/>
+      <w:lvlText w:val="o"/>
+      <w:lvlJc w:val="left"/>
+      <w:pPr>
+        <w:ind w:left="5760" w:hanging="360"/>
+      </w:pPr>
+      <w:rPr>
+        <w:rFonts w:ascii="Courier New" w:hAnsi="Courier New" w:cs="Courier New" w:hint="default"/>
+      </w:rPr>
+    </w:lvl>
+    <w:lvl w:ilvl="8" w:tplc="04090005" w:tentative="1">
+      <w:start w:val="1"/>
+      <w:numFmt w:val="bullet"/>
+      <w:lvlText w:val=""/>
+      <w:lvlJc w:val="left"/>
+      <w:pPr>
+        <w:ind w:left="6480" w:hanging="360"/>
+      </w:pPr>
+      <w:rPr>
+        <w:rFonts w:ascii="Wingdings" w:hAnsi="Wingdings" w:hint="default"/>
+      </w:rPr>
+    </w:lvl>
+  </w:abstractNum>
+  <w:num w:numId="1" w16cid:durableId="1708218420">
+    <w:abstractNumId w:val="0"/>
+  </w:num>
+</w:numbering>
+</file>
+
 <file path=word/styles.xml><?xml version="1.0" encoding="utf-8"?>
-<w:styles xmlns:mc="http://schemas.openxmlformats.org/markup-compatibility/2006" xmlns:r="http://schemas.openxmlformats.org/officeDocument/2006/relationships" xmlns:w="http://schemas.openxmlformats.org/wordprocessingml/2006/main" xmlns:w14="http://schemas.microsoft.com/office/word/2010/wordml" xmlns:w15="http://schemas.microsoft.com/office/word/2012/wordml" mc:Ignorable="w14 w15">
+<w:styles xmlns:mc="http://schemas.openxmlformats.org/markup-compatibility/2006" xmlns:r="http://schemas.openxmlformats.org/officeDocument/2006/relationships" xmlns:w="http://schemas.openxmlformats.org/wordprocessingml/2006/main" xmlns:w14="http://schemas.microsoft.com/office/word/2010/wordml" xmlns:w15="http://schemas.microsoft.com/office/word/2012/wordml" xmlns:w16cex="http://schemas.microsoft.com/office/word/2018/wordml/cex" xmlns:w16cid="http://schemas.microsoft.com/office/word/2016/wordml/cid" xmlns:w16="http://schemas.microsoft.com/office/word/2018/wordml" xmlns:w16du="http://schemas.microsoft.com/office/word/2023/wordml/word16du" xmlns:w16sdtdh="http://schemas.microsoft.com/office/word/2020/wordml/sdtdatahash" xmlns:w16sdtfl="http://schemas.microsoft.com/office/word/2024/wordml/sdtformatlock" xmlns:w16se="http://schemas.microsoft.com/office/word/2015/wordml/symex" mc:Ignorable="w14 w15 w16se w16cid w16 w16cex w16sdtdh w16sdtfl w16du">
   <w:docDefaults>
     <w:rPrDefault>
       <w:rPr>
@@ -508,7 +1089,7 @@
       </w:pPr>
     </w:pPrDefault>
   </w:docDefaults>
-  <w:latentStyles w:defLockedState="0" w:defUIPriority="99" w:defSemiHidden="0" w:defUnhideWhenUsed="0" w:defQFormat="0" w:count="371">
+  <w:latentStyles w:defLockedState="0" w:defUIPriority="99" w:defSemiHidden="0" w:defUnhideWhenUsed="0" w:defQFormat="0" w:count="376">
     <w:lsdException w:name="Normal" w:uiPriority="0" w:qFormat="1"/>
     <w:lsdException w:name="heading 1" w:uiPriority="9" w:qFormat="1"/>
     <w:lsdException w:name="heading 2" w:semiHidden="1" w:uiPriority="9" w:unhideWhenUsed="1" w:qFormat="1"/>
@@ -880,18 +1461,23 @@
     <w:lsdException w:name="List Table 5 Dark Accent 6" w:uiPriority="50"/>
     <w:lsdException w:name="List Table 6 Colorful Accent 6" w:uiPriority="51"/>
     <w:lsdException w:name="List Table 7 Colorful Accent 6" w:uiPriority="52"/>
+    <w:lsdException w:name="Mention" w:semiHidden="1" w:unhideWhenUsed="1"/>
+    <w:lsdException w:name="Smart Hyperlink" w:semiHidden="1" w:unhideWhenUsed="1"/>
+    <w:lsdException w:name="Hashtag" w:semiHidden="1" w:unhideWhenUsed="1"/>
+    <w:lsdException w:name="Unresolved Mention" w:semiHidden="1" w:unhideWhenUsed="1"/>
+    <w:lsdException w:name="Smart Link" w:semiHidden="1" w:unhideWhenUsed="1"/>
   </w:latentStyles>
-  <w:style w:type="paragraph" w:default="1" w:styleId="Normal">
+  <w:style w:type="paragraph" w:default="1" w:styleId="Binhthng">
     <w:name w:val="Normal"/>
     <w:qFormat/>
   </w:style>
-  <w:style w:type="character" w:default="1" w:styleId="DefaultParagraphFont">
+  <w:style w:type="character" w:default="1" w:styleId="Phngmcinhcuaoanvn">
     <w:name w:val="Default Paragraph Font"/>
     <w:uiPriority w:val="1"/>
     <w:semiHidden/>
     <w:unhideWhenUsed/>
   </w:style>
-  <w:style w:type="table" w:default="1" w:styleId="TableNormal">
+  <w:style w:type="table" w:default="1" w:styleId="BangThngthng">
     <w:name w:val="Normal Table"/>
     <w:uiPriority w:val="99"/>
     <w:semiHidden/>
@@ -906,11 +1492,22 @@
       </w:tblCellMar>
     </w:tblPr>
   </w:style>
-  <w:style w:type="numbering" w:default="1" w:styleId="NoList">
+  <w:style w:type="numbering" w:default="1" w:styleId="Khngco">
     <w:name w:val="No List"/>
     <w:uiPriority w:val="99"/>
     <w:semiHidden/>
     <w:unhideWhenUsed/>
+  </w:style>
+  <w:style w:type="paragraph" w:styleId="oancuaDanhsach">
+    <w:name w:val="List Paragraph"/>
+    <w:basedOn w:val="Binhthng"/>
+    <w:uiPriority w:val="34"/>
+    <w:qFormat/>
+    <w:rsid w:val="008629B2"/>
+    <w:pPr>
+      <w:ind w:left="720"/>
+      <w:contextualSpacing/>
+    </w:pPr>
   </w:style>
 </w:styles>
 </file>
